--- a/daily-reports/2026-10-22/report.docx
+++ b/daily-reports/2026-10-22/report.docx
@@ -28,28 +28,28 @@
         <w:pStyle w:val="Heading2"/>
       </w:pPr>
       <w:r>
-        <w:t>1. Gathin23/cleanyourtv  ⭐ 20,429</w:t>
+        <w:t>1. Gathin23/cleanyourtv  ⭐ 20,537</w:t>
       </w:r>
     </w:p>
     <w:p>
       <w:r>
-        <w:t>语言：Java ｜ Stars：20,429 ｜ Forks：2,226</w:t>
+        <w:t>语言：Java ｜ Stars：20,537 ｜ Forks：2,237</w:t>
         <w:br/>
       </w:r>
       <w:r>
-        <w:t>这是什么：这是一个能帮你清理安卓电视或谷歌电视上预装软件的Java工具，通过Wi-Fi连接电视后，可以移除不需要的应用，并把电视桌面改成类似苹果TV的简洁风格。</w:t>
+        <w:t>这是什么：这是一个能通过 Wi-Fi 远程清理 Android TV 或 Google TV 上预装软件（也就是“臃肿软件”）的工具，还能把电视桌面改成类似 Apple TV 的简洁风格。</w:t>
         <w:br/>
       </w:r>
       <w:r>
-        <w:t>能用来做什么：适合想摆脱电视广告和臃肿预装软件的用户，比如把小米电视变成清爽的苹果TV风格桌面。</w:t>
+        <w:t>能用来做什么：适合想给智能电视“瘦身”、去掉无用自带应用并换个清爽桌面的用户，比如让老电视运行更快、界面更干净。</w:t>
         <w:br/>
       </w:r>
       <w:r>
-        <w:t>适用领域：智能电视、家庭娱乐、安卓开发</w:t>
+        <w:t>适用领域：智能电视优化、家庭娱乐、安卓系统定制</w:t>
         <w:br/>
       </w:r>
       <w:r>
-        <w:t>对新手有什么帮助：如果你对电视系统不满意，这个项目能直接帮你简化电视界面，无需编程知识即可尝试。</w:t>
+        <w:t>对新手有什么帮助：如果你对电视自带的广告和应用感到烦恼，这个项目可以帮你一键清理并美化界面，无需编程知识也能操作。</w:t>
         <w:br/>
       </w:r>
       <w:r>
@@ -61,28 +61,28 @@
         <w:pStyle w:val="Heading2"/>
       </w:pPr>
       <w:r>
-        <w:t>2. deepseek-ai/DeepInfer  ⭐ 18,546</w:t>
+        <w:t>2. deepseek-ai/DeepInfer  ⭐ 18,609</w:t>
       </w:r>
     </w:p>
     <w:p>
       <w:r>
-        <w:t>语言：Python ｜ Stars：18,546 ｜ Forks：1,922</w:t>
+        <w:t>语言：Python ｜ Stars：18,609 ｜ Forks：1,931</w:t>
         <w:br/>
       </w:r>
       <w:r>
-        <w:t>这是什么：这是DeepSeek模型的高性能推理框架，专门用于大规模部署和运行DeepSeek系列AI模型，让模型推理更快更高效。</w:t>
+        <w:t>这是什么：这是 DeepSeek 模型的高性能大规模推理框架，专门用来高效运行 DeepSeek 系列 AI 模型。</w:t>
         <w:br/>
       </w:r>
       <w:r>
-        <w:t>能用来做什么：适合AI开发者在服务器上部署DeepSeek模型，提供快速响应的智能对话或文本生成服务。</w:t>
+        <w:t>能用来做什么：适合企业或开发者部署 DeepSeek 模型进行批量文本生成、对话服务等，比如搭建自己的 AI 客服或内容生成工具。</w:t>
         <w:br/>
       </w:r>
       <w:r>
-        <w:t>适用领域：人工智能、机器学习、自然语言处理</w:t>
+        <w:t>适用领域：人工智能、大模型部署、自然语言处理</w:t>
         <w:br/>
       </w:r>
       <w:r>
-        <w:t>对新手有什么帮助：对AI感兴趣的新手可以通过它了解大模型如何实际运行，但需要一些Python基础。</w:t>
+        <w:t>对新手有什么帮助：如果你对 AI 模型如何实际运行感兴趣，这个项目展示了工业级推理框架的设计，适合学习大模型部署的进阶知识。</w:t>
         <w:br/>
       </w:r>
       <w:r>
@@ -94,28 +94,28 @@
         <w:pStyle w:val="Heading2"/>
       </w:pPr>
       <w:r>
-        <w:t>3. ly05010419/MacNativeGames  ⭐ 4,059</w:t>
+        <w:t>3. ly05010419/MacNativeGames  ⭐ 4,074</w:t>
       </w:r>
     </w:p>
     <w:p>
       <w:r>
-        <w:t>语言：C ｜ Stars：4,059 ｜ Forks：574</w:t>
+        <w:t>语言：C ｜ Stars：4,074 ｜ Forks：579</w:t>
         <w:br/>
       </w:r>
       <w:r>
-        <w:t>这是什么：这是一个用C语言编写的项目，旨在为Mac电脑提供原生游戏，可能包含一些经典游戏的移植或自制游戏。</w:t>
+        <w:t>这是什么：这是一个用 C 语言编写的项目，旨在为 Mac 电脑提供原生游戏支持（具体功能因项目描述为空而无法详细说明）。</w:t>
         <w:br/>
       </w:r>
       <w:r>
-        <w:t>能用来做什么：适合Mac用户在电脑上玩一些轻量级原生游戏，体验复古或自制游戏乐趣。</w:t>
+        <w:t>能用来做什么：可能用于在 Mac 上运行或开发原生游戏，适合游戏爱好者或开发者探索。</w:t>
         <w:br/>
       </w:r>
       <w:r>
-        <w:t>适用领域：游戏开发、Mac应用、C语言学习</w:t>
+        <w:t>适用领域：游戏开发、Mac 应用、C 语言编程</w:t>
         <w:br/>
       </w:r>
       <w:r>
-        <w:t>对新手有什么帮助：适合想学习C语言和游戏开发的新手参考，但需要一定的编程基础。</w:t>
+        <w:t>对新手有什么帮助：对游戏开发或 Mac 平台编程感兴趣的新手，可以通过阅读代码了解基础实现，但需要一定的编程基础。</w:t>
         <w:br/>
       </w:r>
       <w:r>
@@ -127,20 +127,20 @@
         <w:pStyle w:val="Heading2"/>
       </w:pPr>
       <w:r>
-        <w:t>4. simbasjungles/free-my-tv  ⭐ 2,844</w:t>
+        <w:t>4. simbasjungles/free-my-tv  ⭐ 2,856</w:t>
       </w:r>
     </w:p>
     <w:p>
       <w:r>
-        <w:t>语言：Java ｜ Stars：2,844 ｜ Forks：358</w:t>
+        <w:t>语言：Java ｜ Stars：2,856 ｜ Forks：360</w:t>
         <w:br/>
       </w:r>
       <w:r>
-        <w:t>这是什么：这是一个为谷歌电视设计的快速、无广告桌面启动器，用Java编写，并且提供一键恢复原桌面的功能，非常安全。</w:t>
+        <w:t>这是什么：这是一个为 Google TV 设计的快速、无广告的桌面启动器，开源且用 Claude Code 构建，还提供一键撤销功能。</w:t>
         <w:br/>
       </w:r>
       <w:r>
-        <w:t>能用来做什么：适合讨厌电视广告和复杂界面的用户，一键切换清爽桌面，不满意还能轻松还原。</w:t>
+        <w:t>能用来做什么：适合想摆脱电视广告和复杂界面的用户，安装后就能获得清爽的电视桌面，不满意可以一键恢复。</w:t>
         <w:br/>
       </w:r>
       <w:r>
@@ -148,7 +148,7 @@
         <w:br/>
       </w:r>
       <w:r>
-        <w:t>对新手有什么帮助：即使不懂编程，也能按照说明安装使用，让电视变得更干净好用。</w:t>
+        <w:t>对新手有什么帮助：如果你希望电视界面更简洁，这个项目可以直接帮你实现，而且开源代码也适合学习如何开发电视应用。</w:t>
         <w:br/>
       </w:r>
       <w:r>
@@ -160,28 +160,28 @@
         <w:pStyle w:val="Heading2"/>
       </w:pPr>
       <w:r>
-        <w:t>5. pengchujin/aerial-tv  ⭐ 2,438</w:t>
+        <w:t>5. pengchujin/aerial-tv  ⭐ 2,470</w:t>
       </w:r>
     </w:p>
     <w:p>
       <w:r>
-        <w:t>语言：Kotlin ｜ Stars：2,438 ｜ Forks：178</w:t>
+        <w:t>语言：Kotlin ｜ Stars：2,470 ｜ Forks：179</w:t>
         <w:br/>
       </w:r>
       <w:r>
-        <w:t>这是什么：这是一个专为国产电视（如小米、TCL）设计的开源安卓电视桌面，风格参照苹果tvOS，没有广告，开机自动接管，让电视界面变得干净整洁。</w:t>
+        <w:t>这是什么：这是一个给国产电视（如小米、TCL）设计的干净桌面，参照苹果 tvOS 风格，没有广告，开机自动接管。</w:t>
         <w:br/>
       </w:r>
       <w:r>
-        <w:t>能用来做什么：适合国产电视用户替换原厂桌面，获得类似苹果TV的清爽体验，尤其适合讨厌广告和复杂操作的人。</w:t>
+        <w:t>能用来做什么：适合国内智能电视用户替换自带桌面，获得类似 Apple TV 的简洁体验，尤其适合讨厌广告和复杂操作的人。</w:t>
         <w:br/>
       </w:r>
       <w:r>
-        <w:t>适用领域：智能电视、家庭娱乐、安卓开发</w:t>
+        <w:t>适用领域：智能电视、安卓开发、界面设计</w:t>
         <w:br/>
       </w:r>
       <w:r>
-        <w:t>对新手有什么帮助：新手可以轻松安装，直接提升电视使用体验，同时项目代码也适合学习安卓开发。</w:t>
+        <w:t>对新手有什么帮助：如果你对电视桌面美化感兴趣，这个项目提供了完整的开源实现，可以学习如何开发电视启动器，也能直接使用。</w:t>
         <w:br/>
       </w:r>
       <w:r>
@@ -212,7 +212,7 @@
         <w:t>Airbnb bans making guests do dishes and take out the trash</w:t>
       </w:r>
       <w:r>
-        <w:t>（👍 154）</w:t>
+        <w:t>（👍 156）</w:t>
       </w:r>
       <w:r>
         <w:br/>
@@ -220,7 +220,7 @@
       </w:r>
       <w:r>
         <w:br/>
-        <w:t>摘要：Airbnb 宣布不再要求房客洗碗和倒垃圾，取消此前备受争议的退房清洁要求。这反映了短租平台在用户体验与房东诉求之间重新寻找平衡，也可能影响整个民宿行业的服务标准。</w:t>
+        <w:t>摘要：Airbnb 宣布调整平台规则，不再要求房客退房前洗碗和倒垃圾，回应了长期以来房客对清洁费与退房任务过重的抱怨。此举可能推动短租行业重新界定房东与房客的责任边界。</w:t>
       </w:r>
     </w:p>
     <w:p>
@@ -231,7 +231,7 @@
         <w:t>Google staff resign in backlash over its AI contracts with military</w:t>
       </w:r>
       <w:r>
-        <w:t>（👍 120）</w:t>
+        <w:t>（👍 121）</w:t>
       </w:r>
       <w:r>
         <w:br/>
@@ -239,7 +239,7 @@
       </w:r>
       <w:r>
         <w:br/>
-        <w:t>摘要：部分谷歌员工因公司承接军方 AI 合同而辞职抗议，凸显科技公司与国防合作引发的伦理争议。这一事件再次将员工行动主义与 AI 军事化应用的边界问题推到台前。</w:t>
+        <w:t>摘要：部分谷歌员工因公司承接军方 AI 合同而辞职，凸显科技公司与国防合作引发的内部伦理争议。这延续了谷歌员工就 AI 军事用途发声的传统，也反映 AI 伦理治理中的员工压力。</w:t>
       </w:r>
     </w:p>
     <w:p>
@@ -263,7 +263,7 @@
       </w:r>
       <w:r>
         <w:br/>
-        <w:t>摘要：该论文提出面向序列推荐的“条目级自适应递归”方法，让模型在关键条目上投入更多推理计算。它为推荐系统在有限算力下提升效果提供了新思路，值得关注其落地潜力。</w:t>
+        <w:t>摘要：该论文提出面向序列推荐的条目级自适应递归方法，让模型在关键条目上投入更多推理计算。它针对推荐场景中算力分配不均的问题，试图以更精细的递归深度提升效果。</w:t>
       </w:r>
     </w:p>
     <w:p>
@@ -287,7 +287,7 @@
       </w:r>
       <w:r>
         <w:br/>
-        <w:t>摘要：飞书与豆包联合举办工作 AI 先锋大赛，聚焦企业员工用 AI 解决实际问题的能力。这反映出企业招聘与培养人才时正从“会用工具”转向“能用 AI 做成事”的实战导向。</w:t>
+        <w:t>摘要：飞书与豆包联合举办工作 AI 先锋未来人才大赛，聚焦企业场景中真正能用 AI 落地做事的人才。报道指出企业招聘正从看证书转向看实际 AI 产出能力，反映 AI 技能需求的变化。</w:t>
       </w:r>
     </w:p>
     <w:p>
@@ -311,7 +311,7 @@
       </w:r>
       <w:r>
         <w:br/>
-        <w:t>摘要：继罗福莉之后，生数科技 Motubrain 团队公开 Physical AI 训练全流程并连续直播半个月。这种高透明度分享为具身智能研究提供了难得的工程细节，也有助于行业复现与交流。</w:t>
+        <w:t>摘要：生数科技的 Motubrain 团队继罗福莉之后公开 Physical AI 训练全流程，并以连续半个月直播展示。这种高透明度做法在具身智能领域少见，有助于外界理解 Physical AI 的训练细节与工程挑战。</w:t>
       </w:r>
     </w:p>
     <w:sectPr>
